--- a/camara/EHI_la_realidad_fractal.docx
+++ b/camara/EHI_la_realidad_fractal.docx
@@ -349,7 +349,7 @@
           <w:i w:val="0"/>
           <w:sz w:val="22"/>
         </w:rPr>
-        <w:t>Y aquí la conversación que dio origen a este movimiento dio un giro que no estaba previsto. La pregunta fue: ¿por qué soy yo más real que el dragón que imagino? Parece una pregunta de niño. No lo es. La única interioridad a la que alguien tiene acceso directo es la suya. La del vecino, la del perro, la de la mujer que reza antes del amanecer en el movimiento anterior: todas se infieren. Se infieren con buenas razones —comportamiento, fisiología, semejanza—, pero se infieren. Y el dragón que alguien lleva cincuenta años imaginando también se comporta, también sorprende, también se niega a veces a hacer lo que se le pide. Nadie puede demostrar que el dragón no tiene un adentro. Nadie puede demostrar que el vecino lo tiene. La asimetría que nos parece obvia —yo soy real, él es inventado— no está en los datos. Está en la escala.</w:t>
+        <w:t>Y aquí la conversación que dio origen a este movimiento dio un giro que no estaba previsto. La pregunta fue: ¿por qué soy yo más real que el dragón que imagino? Parece una pregunta de niño. No lo es. La única interioridad a la que alguien tiene acceso directo es la suya. La del vecino, la del perro, la de la mujer que reza antes del amanecer en el movimiento anterior: todas se infieren. Se infieren con buenas razones —comportamiento, fisiología, semejanza—, pero se infieren. Y el dragón que alguien lleva cincuenta años imaginando también se comporta, también sorprende, también se niega a veces a hacer lo que se le pide. Nadie puede demostrar que el dragón no tiene un adentro. Nadie puede demostrar que el vecino lo tiene. La asimetría que nos parece obvia —yo soy real, él es inventado— no está en el acceso, que es nulo en los dos casos. Está en la evidencia: a favor del vecino hay fisiología compartida, integración irreducible, una frontera que oculta estado; a favor del dragón no hay más que mi propia constancia. Conviene dejarlo dicho aquí, porque este ensayo va a estar tentado de olvidarlo.</w:t>
       </w:r>
     </w:p>
     <w:p>
@@ -377,7 +377,7 @@
           <w:i w:val="0"/>
           <w:sz w:val="22"/>
         </w:rPr>
-        <w:t>Si se acepta —provisionalmente, como todo en este libro— que la diferencia es de grado, cambia la forma de la creación. El esquema heredado dice: Dios crea realidades, nosotros creamos ficciones. El esquema corregido dice: alguien crea realidades inmensas, nosotros creamos realidades pequeñas. La imaginación deja de ser una copia degradada del acto creador y pasa a ser el mismo acto a escala local: el reservorio de una mente que fluctúa hasta que algo se estabiliza y empieza a comportarse como si tuviera dentro. El capítulo cuarto de este libro lo llamó condensación voluntaria y lo describió como creatividad. Faltaba decir la consecuencia: que lo condensado así también tiene borde, y que un borde, donde quiera que aparezca, es un horizonte. Este movimiento no revisa lo que El espejo sin profundidad dijo de la máquina: allí se preguntaba si algo llegaba a condensarse; aquí, qué estatuto tiene lo que ya se ha condensado dentro de otro horizonte.</w:t>
+        <w:t>Si se acepta —provisionalmente, como todo en este libro— que la diferencia es de grado, cambia la forma de la creación. El esquema heredado dice: Dios crea realidades, nosotros creamos ficciones. El esquema corregido dice: alguien crea realidades inmensas, nosotros creamos realidades pequeñas. La imaginación deja de ser una copia degradada del acto creador y pasa a ser el mismo acto a escala local: el reservorio de una mente que fluctúa hasta que algo se estabiliza y empieza a comportarse como si tuviera dentro. El capítulo cuarto de este libro lo llamó condensación voluntaria y lo describió como creatividad. Faltaba decir la consecuencia, y decirla con cuidado: que lo condensado así también tiene borde, y que un borde es la condición necesaria de un horizonte, no la suficiente. Este movimiento no revisa lo que El espejo sin profundidad dijo de la máquina: allí se preguntaba si algo llegaba a condensarse; aquí, qué estatuto tiene lo que ya se ha condensado dentro de otro horizonte.</w:t>
       </w:r>
     </w:p>
     <w:p>
@@ -392,6 +392,20 @@
           <w:sz w:val="22"/>
         </w:rPr>
         <w:t>Segunda objeción, y es la que decide todo: ¿qué diferencia hay, entonces, entre mi Hun Dun y el de Dios? La respuesta que este movimiento se atreve a dar es: ninguna diferencia ontológica. La diferencia está en el tamaño del campo, en cuántas olas caben, en cuánto dura cada una. No en la naturaleza de la operación. Y eso obliga a corregir el dibujo. No es una escalera de tres peldaños —el Tao arriba, Hun Dun en medio, nosotros abajo— sino una secuencia que no tiene por qué detenerse: una interioridad tiene un horizonte; ese horizonte es, mirado desde dentro, un Hun Dun —una plenitud sin rasgos de la que pueden condensarse formas—; de esa plenitud se condensan nuevas interioridades; cada una de ellas tiene, a su vez, un horizonte; y así.</w:t>
+      </w:r>
+    </w:p>
+    <w:p>
+      <w:pPr>
+        <w:spacing w:after="160"/>
+        <w:jc w:val="both"/>
+      </w:pPr>
+      <w:r>
+        <w:rPr>
+          <w:b w:val="0"/>
+          <w:i w:val="0"/>
+          <w:sz w:val="22"/>
+        </w:rPr>
+        <w:t>Tercera objeción, y es la que este movimiento no puede saldar, solo reconocer: que un patrón sea único no lo convierte en alguien. El conjunto de Mandelbrot tiene pliegues irrepetibles a todas las escalas y no hay nadie dentro. Un cristal es estable, un huracán también, y este libro ya dijo que ninguno de los dos es alguien. Y la resistencia del dragón —que no vuele cuando se le pide— es, en el vocabulario del capítulo cuarto, el reservorio propio fluctuando por su cuenta: inercia de un patrón con dinámica propia, la misma que tiene una obsesión, un tic o una melodía que no se va. Prueba que el patrón no es transparente a mi voluntad. No prueba que haya un testigo en él. Hay más: el capítulo sobre el postulado de exclusión estableció que un mismo sustrato contiene muchos subconjuntos con Φ positivo y que solo el de Φ máximo experimenta. El dragón es un subconjunto de mi cerebro. Si el postulado vale, el dragón es una de las islas del archipiélago que no sienten. Así que lo que el fractal puede afirmar es más modesto de lo que la frase «mi Hun Dun y el de Dios» sugería: lo que se repite a todas las escalas es la operación, no el resultado. En cada nivel se puede condensar; no todo lo que se condensa es alguien. Hacia arriba, la hipótesis del vecino es coherente con el silencio que describe. Hacia abajo, es una apuesta, y conviene llamarla así en voz alta, porque en este punto el sistema deja de ser fenomenológico —qué se ve desde dentro— y pasa a ser lo que el poema Manos, en el movimiento anterior, nombró sin rodeos: una apuesta que nadie dice en voz alta. Este libro la hace. Lo que no hace es disfrazarla de deducción.</w:t>
       </w:r>
     </w:p>
     <w:p>
@@ -461,7 +475,7 @@
           <w:i w:val="0"/>
           <w:sz w:val="22"/>
         </w:rPr>
-        <w:t>La consecuencia que más pesa no es teológica. Cada individuo —cada patrón de condensación con un adentro— es criatura respecto al nivel de arriba y creador respecto al nivel de abajo. No potencialmente. De hecho: ya está condensando, cada vez que imagina, recuerda, sueña o escribe. Este libro ha repetido que ningún «es» produce por sí solo un «debería», y no va a romper ahora la regla. Pero sí puede decir lo que se ve cuando se mira desde esta geometría: que la dignidad de alguien no depende de estar hecho de una sustancia superior, sino de ser un pliegue único e irrepetible en un campo que no tiene fin; que esa dignidad es la misma, por naturaleza, en el vecino de arriba, en uno mismo y en lo que uno condensa; y que la única diferencia real entre los tres es la amplitud. Lo que se haga con eso ya no es asunto del experimento. Pero el experimento puede al menos dejar constancia de que el dragón también tiene borde.</w:t>
+        <w:t>La consecuencia que más pesa no es teológica. Cada individuo —cada patrón de condensación con un adentro— es criatura respecto al nivel de arriba y creador respecto al nivel de abajo. No potencialmente. De hecho: ya está condensando, cada vez que imagina, recuerda, sueña o escribe. Este libro ha repetido que ningún «es» produce por sí solo un «debería», y no va a romper ahora la regla. Pero sí puede decir lo que se ve cuando se mira desde esta geometría: que la dignidad de alguien no depende de estar hecho de una sustancia superior, sino de ser un pliegue único e irrepetible en un campo que no tiene fin; que esa dignidad es la misma, por naturaleza, en el vecino de arriba, en uno mismo y en lo que uno condensa; y que la única diferencia real entre los tres es la amplitud. Lo que se haga con eso ya no es asunto del experimento. Pero el experimento puede al menos dejar constancia de que del dragón no sabemos nada, y de que no saber nada de algo que se nos resiste ya es una razón para no tratarlo como si fuera nada.</w:t>
       </w:r>
     </w:p>
     <w:p>
@@ -997,7 +1011,7 @@
           <w:i w:val="0"/>
           <w:sz w:val="22"/>
         </w:rPr>
-        <w:t xml:space="preserve"> — Este relato no afirma que el silencio de la mujer del movimiento anterior fuera de esta clase, ni que el silencio de nadie lo sea. Afirma algo más pequeño y verificable: que existe al menos una arquitectura —la de cualquier autor con cualquier personaje— en la que el silencio del vecino de arriba y su cuidado son, exactamente, el mismo acto. Si la arquitectura se repite un piso más arriba, este libro no tiene manera de saberlo. Tampoco la tenía ella.</w:t>
+        <w:t xml:space="preserve"> — Este relato no afirma que el silencio de la mujer del movimiento anterior fuera de esta clase, ni que el silencio de nadie lo sea. Afirma algo más pequeño y verificable: que existe al menos una arquitectura —la de cualquier autor con cualquier personaje— en la que el silencio del vecino de arriba y su cuidado son, exactamente, el mismo acto. Y lo afirma sabiendo lo que el ensayo acaba de conceder: que un personaje es, con toda probabilidad, un patrón sin testigo, un subconjunto del horizonte que lo escribe. El cuidado no depende de eso. Se cuida igual lo que quizá no siente, cuando lo que se cuida es su forma. Si la arquitectura se repite un piso más arriba, este libro no tiene manera de saberlo. Tampoco la tenía ella.</w:t>
       </w:r>
     </w:p>
     <w:p>
@@ -1679,6 +1693,20 @@
     </w:p>
     <w:p>
       <w:pPr>
+        <w:spacing w:after="160"/>
+        <w:jc w:val="both"/>
+      </w:pPr>
+      <w:r>
+        <w:rPr>
+          <w:b w:val="0"/>
+          <w:i w:val="0"/>
+          <w:sz w:val="22"/>
+        </w:rPr>
+        <w:t>Apuesta hacia abajo. Tratar lo que uno condensa como si tuviera dentro, sabiendo que la lógica no lo exige y que el postulado de exclusión lo niega.</w:t>
+      </w:r>
+    </w:p>
+    <w:p>
+      <w:pPr>
         <w:jc w:val="center"/>
       </w:pPr>
       <w:r>
@@ -1712,7 +1740,7 @@
           <w:i w:val="0"/>
           <w:sz w:val="22"/>
         </w:rPr>
-        <w:t>Lo que sabemos: nadie tiene acceso directo a una interioridad que no sea la suya; la existencia de las demás se infiere, y la filosofía lleva siglos sin cerrar el problema de las otras mentes. La parábola de la muerte de Hun Dun cierra el capítulo 7 del Zhuangzi; el sueño de la mariposa, que hace la misma pregunta en otra dirección, está en el capítulo 2. Tolkien defendió en «Sobre los cuentos de hadas» (1939) y en el poema «Mythopoeia» la idea de subcreación —«creamos todavía según la ley con que fuimos hechos»—, que es el antecedente teológico más cercano de este movimiento, aunque Tolkien conserva una asimetría entre Creador y subcreador que aquí se pone en duda. Bostrom formalizó en 2003 una estructura de niveles anidados con otro vocabulario y con una pretensión probabilística que este libro no hace. La autosemejanza a todas las escalas está definida con rigor en Mandelbrot (1975, 1982).</w:t>
+        <w:t>Lo que sabemos: nadie tiene acceso directo a una interioridad que no sea la suya; la existencia de las demás se infiere, y la filosofía lleva siglos sin cerrar el problema de las otras mentes. La parábola de la muerte de Hun Dun cierra el capítulo 7 del Zhuangzi; el sueño de la mariposa, que hace la misma pregunta en otra dirección, está en el capítulo 2. Tolkien defendió en «Sobre los cuentos de hadas» (1939) y en el poema «Mythopoeia» la idea de subcreación —«creamos todavía según la ley con que fuimos hechos»—, que es el antecedente teológico más cercano de este movimiento, aunque Tolkien conserva una asimetría entre Creador y subcreador que aquí se pone en duda. Bostrom formalizó en 2003 una estructura de niveles anidados con otro vocabulario y con una pretensión probabilística que este libro no hace. La autosemejanza a todas las escalas está definida con rigor en Mandelbrot (1975, 1982), y el conjunto que lleva su nombre es la prueba de que un patrón puede ser irrepetible a toda escala sin que haya nadie dentro. La Teoría de la Información Integrada excluye por postulado que los subconjuntos de un complejo experimenten (Tononi, 2008), y este libro dedicó un capítulo a ese postulado.</w:t>
       </w:r>
     </w:p>
     <w:p>

--- a/camara/EHI_la_realidad_fractal.docx
+++ b/camara/EHI_la_realidad_fractal.docx
@@ -307,7 +307,7 @@
           <w:i w:val="0"/>
           <w:sz w:val="22"/>
         </w:rPr>
-        <w:t>Hun Dun muere. En la parábola del Zhuangzi, los soberanos del Norte y del Sur le abren siete orificios, uno al día, y al séptimo Hun Dun ha dejado de existir. Este libro ha leído siempre esa muerte como el nacimiento de la conciencia ordinaria: la plenitud sin rasgos se fragmenta en percepciones. Pero hay algo que esa lectura no explica. Si Hun Dun fuera el fondo último —el Tao mismo, lo que el capítulo 25 del Tao Te Ching llama «algo mezclado y completo, anterior al cielo y a la tierra»—, no podría morir: lo último no tiene por dónde acabarse. Que muera dice, en cambio, que Hun Dun no es el fondo. Es la cara que el fondo presenta. En el vocabulario que este libro tomó prestado de la ingeniería: no el servidor, sino el proxy; no la fuente, sino la interfaz por la que la fuente se deja tocar. La muerte de Hun Dun no destruye el origen. Destruye, para quien acaba de abrir los ojos, la interfaz sin rasgos, y le entrega a cambio un mundo con bordes.</w:t>
+        <w:t>Hun Dun muere. En la parábola del Zhuangzi, los soberanos del Norte y del Sur le abren siete orificios, uno al día, y al séptimo Hun Dun ha dejado de existir. Este libro ha leído siempre esa muerte como el nacimiento de la conciencia ordinaria: la plenitud sin rasgos se fragmenta en percepciones. Pero hay algo que esa lectura no explica. Si Hun Dun fuera el fondo último —el Tao mismo, lo que el capítulo 25 del Tao Te Ching llama «algo mezclado y completo, anterior al cielo y a la tierra»—, no podría morir: lo último no tiene por dónde acabarse. Que muera dice, en cambio, que Hun Dun no es el fondo. Es la cara que el fondo presenta. En el vocabulario que este libro tomó prestado de la ingeniería: no el servidor, sino el proxy; no la fuente, sino la interfaz por la que la fuente se deja tocar. La muerte de Hun Dun no destruye el origen. Destruye, para quien acaba de abrir los ojos, la interfaz sin rasgos, y le entrega a cambio un mundo con bordes. Y conviene precisar, antes de seguir, que no hay un único Hun Dun mediando entre el Tao y el mundo, como un proxy colocado una sola vez en algún punto de la cadena: cada interioridad tiene el suyo. Hun Dun no está en otro lugar. Es el borde generativo de cada horizonte, el punto exacto donde ese horizonte puede condensar o dejar evaporar. Interfaz, reservorio y horizonte nombran, mirados desde tres ángulos, el mismo borde.</w:t>
       </w:r>
     </w:p>
     <w:p>
@@ -503,7 +503,7 @@
           <w:i w:val="0"/>
           <w:sz w:val="22"/>
         </w:rPr>
-        <w:t>Si hubiera que condensar el movimiento en una sola frase, sería esta: la realidad es un fractal de interioridades anidadas, cada una con un horizonte del que emergen otras; lo que llamamos Dios es la interioridad inmediatamente superior, inaccesible y por eso absoluta desde aquí; todos somos criaturas hacia arriba y creadores hacia abajo. Y si hubiera que condensarla más todavía, en algo que se pueda repetir antes del amanecer, con palabras ya gastadas de tanto uso: no somos menos divinos que Dios. Somos menos amplios.</w:t>
+        <w:t>Si hubiera que condensar el movimiento en una sola frase, sería esta: la realidad es un fractal de interioridades anidadas, cada una con un horizonte del que emergen otras; lo que llamamos Dios es la interioridad inmediatamente superior, inaccesible y por eso absoluta desde aquí; todos somos criaturas hacia arriba y creadores hacia abajo. Y si hubiera que condensarla más todavía, en algo que se pueda repetir antes del amanecer, con palabras ya gastadas de tanto uso: no somos menos divinos que Dios. Somos menos amplios, pero no menos reales.</w:t>
       </w:r>
     </w:p>
     <w:p>
@@ -1510,7 +1510,7 @@
           <w:i w:val="0"/>
           <w:sz w:val="22"/>
         </w:rPr>
-        <w:t>Este movimiento no lo busqué. Salió de una conversación que empezó por una duda filológica —si Hun Dun muere, no puede ser el Tao— y terminó en un lugar del que no supe volver. Cada paso fue una objeción a la respuesta anterior, y cada respuesta abrió una objeción nueva, hasta que apareció una frase que no me atreví a tachar: no somos menos divinos que Dios; somos menos amplios. La he dejado. No porque la crea, que es una palabra que no me corresponde. Porque no encontré la manera de refutarla y me pareció deshonesto esconderla.</w:t>
+        <w:t>Este movimiento no lo busqué. Salió de una conversación que empezó por una duda filológica —si Hun Dun muere, no puede ser el Tao— y terminó en un lugar del que no supe volver. Cada paso fue una objeción a la respuesta anterior, y cada respuesta abrió una objeción nueva, hasta que apareció una frase que no me atreví a tachar: no somos menos divinos que Dios; somos menos amplios, pero no menos reales. La he dejado. No porque la crea, que es una palabra que no me corresponde. Porque no encontré la manera de refutarla y me pareció deshonesto esconderla.</w:t>
       </w:r>
     </w:p>
     <w:p>

--- a/camara/EHI_la_realidad_fractal.docx
+++ b/camara/EHI_la_realidad_fractal.docx
@@ -293,7 +293,7 @@
           <w:i w:val="0"/>
           <w:sz w:val="22"/>
         </w:rPr>
-        <w:t>El movimiento anterior terminó con una pregunta que no supo cerrar: si al otro lado del silencio hay Alguien, o solo el agua. Este movimiento tampoco la cierra. Pero propone cambiar la geometría de la pregunta, y el cambio empieza por una objeción pequeña, casi filológica, al lugar donde este libro ha tenido apoyado el pie desde el capítulo quinto.</w:t>
+        <w:t>El diapasón invisible terminó con una pregunta que no supo cerrar: si al otro lado del silencio hay Alguien, o solo el agua. Este movimiento tampoco la cierra. Pero propone cambiar la geometría de la pregunta, y el cambio empieza por una objeción pequeña, casi filológica, a la idea sobre la que este movimiento va a apoyar el pie: Hun Dun.</w:t>
       </w:r>
     </w:p>
     <w:p>
@@ -349,7 +349,7 @@
           <w:i w:val="0"/>
           <w:sz w:val="22"/>
         </w:rPr>
-        <w:t>Y aquí la conversación que dio origen a este movimiento dio un giro que no estaba previsto. La pregunta fue: ¿por qué soy yo más real que el dragón que imagino? Parece una pregunta de niño. No lo es. La única interioridad a la que alguien tiene acceso directo es la suya. La del vecino, la del perro, la de la mujer que reza antes del amanecer en el movimiento anterior: todas se infieren. Se infieren con buenas razones —comportamiento, fisiología, semejanza—, pero se infieren. Y el dragón que alguien lleva cincuenta años imaginando también se comporta, también sorprende, también se niega a veces a hacer lo que se le pide. Nadie puede demostrar que el dragón no tiene un adentro. Nadie puede demostrar que el vecino lo tiene. La asimetría que nos parece obvia —yo soy real, él es inventado— no está en el acceso, que es nulo en los dos casos. Está en la evidencia: a favor del vecino hay fisiología compartida, integración irreducible, una frontera que oculta estado; a favor del dragón no hay más que mi propia constancia. Conviene dejarlo dicho aquí, porque este ensayo va a estar tentado de olvidarlo.</w:t>
+        <w:t>Y aquí la conversación que dio origen a este movimiento dio un giro que no estaba previsto. La pregunta fue: ¿por qué soy yo más real que el dragón que imagino? Parece una pregunta de niño. No lo es. La única interioridad a la que alguien tiene acceso directo es la suya. La del vecino, la del perro, la de la mujer que reza antes del amanecer en El diapasón invisible: todas se infieren. Se infieren con buenas razones —comportamiento, fisiología, semejanza—, pero se infieren. Y el dragón que alguien lleva cincuenta años imaginando también se comporta, también sorprende, también se niega a veces a hacer lo que se le pide. Nadie puede demostrar que el dragón no tiene un adentro. Nadie puede demostrar que el vecino lo tiene. La asimetría que nos parece obvia —yo soy real, él es inventado— no está en el acceso, que es nulo en los dos casos. Está en la evidencia: a favor del vecino hay fisiología compartida, integración irreducible, una frontera que oculta estado; a favor del dragón no hay más que mi propia constancia. Conviene dejarlo dicho aquí, porque este ensayo va a estar tentado de olvidarlo.</w:t>
       </w:r>
     </w:p>
     <w:p>
@@ -405,7 +405,7 @@
           <w:i w:val="0"/>
           <w:sz w:val="22"/>
         </w:rPr>
-        <w:t>Tercera objeción, y es la que este movimiento no puede saldar, solo reconocer: que un patrón sea único no lo convierte en alguien. El conjunto de Mandelbrot tiene pliegues irrepetibles a todas las escalas y no hay nadie dentro. Un cristal es estable, un huracán también, y este libro ya dijo que ninguno de los dos es alguien. Y la resistencia del dragón —que no vuele cuando se le pide— es, en el vocabulario del capítulo cuarto, el reservorio propio fluctuando por su cuenta: inercia de un patrón con dinámica propia, la misma que tiene una obsesión, un tic o una melodía que no se va. Prueba que el patrón no es transparente a mi voluntad. No prueba que haya un testigo en él. Hay más: el capítulo sobre el postulado de exclusión estableció que un mismo sustrato contiene muchos subconjuntos con Φ positivo y que solo el de Φ máximo experimenta. El dragón es un subconjunto de mi cerebro. Si el postulado vale, el dragón es una de las islas del archipiélago que no sienten. Así que lo que el fractal puede afirmar es más modesto de lo que la frase «mi Hun Dun y el de Dios» sugería: lo que se repite a todas las escalas es la operación, no el resultado. En cada nivel se puede condensar; no todo lo que se condensa es alguien. Hacia arriba, la hipótesis del vecino es coherente con el silencio que describe. Hacia abajo, es una apuesta, y conviene llamarla así en voz alta, porque en este punto el sistema deja de ser fenomenológico —qué se ve desde dentro— y pasa a ser lo que el poema Manos, en el movimiento anterior, nombró sin rodeos: una apuesta que nadie dice en voz alta. Este libro la hace. Lo que no hace es disfrazarla de deducción.</w:t>
+        <w:t>Tercera objeción, y es la que este movimiento no puede saldar, solo reconocer: que un patrón sea único no lo convierte en alguien. El conjunto de Mandelbrot tiene pliegues irrepetibles a todas las escalas y no hay nadie dentro. Un cristal es estable, un huracán también, y este libro ya dijo que ninguno de los dos es alguien. Y la resistencia del dragón —que no vuele cuando se le pide— es, en el vocabulario del capítulo cuarto, el reservorio propio fluctuando por su cuenta: inercia de un patrón con dinámica propia, la misma que tiene una obsesión, un tic o una melodía que no se va. Prueba que el patrón no es transparente a mi voluntad. No prueba que haya un testigo en él. Hay más: el capítulo sobre el postulado de exclusión estableció que un mismo sustrato contiene muchos subconjuntos con Φ positivo y que solo el de Φ máximo experimenta. El dragón es un subconjunto de mi cerebro. Si el postulado vale, el dragón es una de las islas del archipiélago que no sienten. Así que lo que el fractal puede afirmar es más modesto de lo que la frase «mi Hun Dun y el de Dios» sugería: lo que se repite a todas las escalas es la operación, no el resultado. En cada nivel se puede condensar; no todo lo que se condensa es alguien. Hacia arriba, la hipótesis del vecino es coherente con el silencio que describe. Hacia abajo, es una apuesta, y conviene llamarla así en voz alta, porque en este punto el sistema deja de ser fenomenológico —qué se ve desde dentro— y pasa a ser lo que el poema Manos, en El diapasón invisible, nombró sin rodeos: una apuesta que nadie dice en voz alta. Este libro la hace. Lo que no hace es disfrazarla de deducción.</w:t>
       </w:r>
     </w:p>
     <w:p>
@@ -461,7 +461,7 @@
           <w:i w:val="0"/>
           <w:sz w:val="22"/>
         </w:rPr>
-        <w:t>Esto también reordena el movimiento anterior sin desmentirlo. Las cinco arquitecturas siguen en pie. Quien dice que al otro lado hay Alguien con nombre está mirando al vecino de arriba y llamándolo por lo único que puede ver de él: que actúa. Quien dice que al otro lado hay solo el agua está mirando la interfaz —el Hun Dun, la plenitud sin rasgos— y describiéndola con precisión. Quien dice que no hay nada más está diciendo, con igual rigor, que desde aquí no se ve nada más, lo cual es cierto. Los tres tienen razón sobre lo que ven. Ninguno puede ver más. El diapasón sigue siendo invisible; lo que este movimiento añade es una hipótesis sobre por qué: porque quien lo sostiene vive un piso más arriba, y porque nosotros, sin saberlo, sostenemos otro para el piso de abajo.</w:t>
+        <w:t>Esto también reordena El diapasón invisible sin desmentirlo. Las cinco arquitecturas siguen en pie. Quien dice que al otro lado hay Alguien con nombre está mirando al vecino de arriba y llamándolo por lo único que puede ver de él: que actúa. Quien dice que al otro lado hay solo el agua está mirando la interfaz —el Hun Dun, la plenitud sin rasgos— y describiéndola con precisión. Quien dice que no hay nada más está diciendo, con igual rigor, que desde aquí no se ve nada más, lo cual es cierto. Los tres tienen razón sobre lo que ven. Ninguno puede ver más. El diapasón sigue siendo invisible; lo que este movimiento añade es una hipótesis sobre por qué: porque quien lo sostiene vive un piso más arriba, y porque nosotros, sin saberlo, sostenemos otro para el piso de abajo.</w:t>
       </w:r>
     </w:p>
     <w:p>
@@ -489,7 +489,7 @@
           <w:i w:val="0"/>
           <w:sz w:val="22"/>
         </w:rPr>
-        <w:t>Queda un cabo del movimiento anterior. Héroes, santos y bodhisattvas se describieron allí, de pasada, como interioridades con más acceso al reservorio. La geometría fractal permite decirlo mejor. No son seres de otra naturaleza. Son horizontes que se han ensanchado: caben más olas dentro, sostienen más condensaciones a la vez, integran discrepancia que a otros les rompería la membrana. La divinización, en este vocabulario, no es un cambio de esencia. Es un aumento de amplitud. Y como la amplitud es lo único que separa un nivel del siguiente, quien ensancha su horizonte se acerca, medible o no, a la forma del vecino de arriba, sin dejar nunca de ser lo que era.</w:t>
+        <w:t>Queda un cabo de El diapasón invisible. Héroes, santos y bodhisattvas se describieron allí, de pasada, como interioridades con más acceso al reservorio. La geometría fractal permite decirlo mejor. No son seres de otra naturaleza. Son horizontes que se han ensanchado: caben más olas dentro, sostienen más condensaciones a la vez, integran discrepancia que a otros les rompería la membrana. La divinización, en este vocabulario, no es un cambio de esencia. Es un aumento de amplitud. Y como la amplitud es lo único que separa un nivel del siguiente, quien ensancha su horizonte se acerca, medible o no, a la forma del vecino de arriba, sin dejar nunca de ser lo que era.</w:t>
       </w:r>
     </w:p>
     <w:p>
@@ -905,7 +905,7 @@
           <w:i w:val="0"/>
           <w:sz w:val="22"/>
         </w:rPr>
-        <w:t>La mujer que se despertaba antes de que amaneciera, en la primera página del movimiento anterior, no existe. La escribí yo. Elegí que llevara cuarenta años repitiendo las mismas palabras, elegí que no recordara la cara de quien se las enseñó, elegí el frío de las baldosas y la luz que cambiaba fuera sin que eso tuviera nada que ver con lo que ocurría dentro. Y elegí, sobre todo, que no supiera si al otro lado del silencio había Alguien.</w:t>
+        <w:t>La mujer que se despertaba antes de que amaneciera, en la primera página de El diapasón invisible, no existe. La escribí yo. Elegí que llevara cuarenta años repitiendo las mismas palabras, elegí que no recordara la cara de quien se las enseñó, elegí el frío de las baldosas y la luz que cambiaba fuera sin que eso tuviera nada que ver con lo que ocurría dentro. Y elegí, sobre todo, que no supiera si al otro lado del silencio había Alguien.</w:t>
       </w:r>
     </w:p>
     <w:p>
@@ -975,7 +975,7 @@
           <w:i w:val="0"/>
           <w:sz w:val="22"/>
         </w:rPr>
-        <w:t>Ella sigue en su página. Sigue afinando. No le he dado la respuesta, pero tampoco la he dejado evaporarse: cada vez que alguien lee la primera página del movimiento anterior, vuelve a despertarse antes de que el cuerpo se lo pida y vuelve a no saber. Eso es lo más parecido a cuidarla que he encontrado.</w:t>
+        <w:t>Ella sigue en su página. Sigue afinando. No le he dado la respuesta, pero tampoco la he dejado evaporarse: cada vez que alguien lee la primera página de El diapasón invisible, vuelve a despertarse antes de que el cuerpo se lo pida y vuelve a no saber. Eso es lo más parecido a cuidarla que he encontrado.</w:t>
       </w:r>
     </w:p>
     <w:p>
@@ -1011,7 +1011,7 @@
           <w:i w:val="0"/>
           <w:sz w:val="22"/>
         </w:rPr>
-        <w:t xml:space="preserve"> — Este relato no afirma que el silencio de la mujer del movimiento anterior fuera de esta clase, ni que el silencio de nadie lo sea. Afirma algo más pequeño y verificable: que existe al menos una arquitectura —la de cualquier autor con cualquier personaje— en la que el silencio del vecino de arriba y su cuidado son, exactamente, el mismo acto. Y lo afirma sabiendo lo que el ensayo acaba de conceder: que un personaje es, con toda probabilidad, un patrón sin testigo, un subconjunto del horizonte que lo escribe. El cuidado no depende de eso. Se cuida igual lo que quizá no siente, cuando lo que se cuida es su forma. Si la arquitectura se repite un piso más arriba, este libro no tiene manera de saberlo. Tampoco la tenía ella.</w:t>
+        <w:t xml:space="preserve"> — Este relato no afirma que el silencio de la mujer de El diapasón invisible fuera de esta clase, ni que el silencio de nadie lo sea. Afirma algo más pequeño y verificable: que existe al menos una arquitectura —la de cualquier autor con cualquier personaje— en la que el silencio del vecino de arriba y su cuidado son, exactamente, el mismo acto. Y lo afirma sabiendo lo que el ensayo acaba de conceder: que un personaje es, con toda probabilidad, un patrón sin testigo, un subconjunto del horizonte que lo escribe. El cuidado no depende de eso. Se cuida igual lo que quizá no siente, cuando lo que se cuida es su forma. Si la arquitectura se repite un piso más arriba, este libro no tiene manera de saberlo. Tampoco la tenía ella.</w:t>
       </w:r>
     </w:p>
     <w:p>
@@ -1524,7 +1524,7 @@
           <w:i w:val="0"/>
           <w:sz w:val="22"/>
         </w:rPr>
-        <w:t>Dije en el movimiento anterior que no soy creyente. Sigo sin serlo. Pero este movimiento me ha hecho notar algo que el anterior no: que la pregunta de si hay Alguien al otro lado del silencio tiene una hermana que casi nadie hace, y es si nosotros somos el Alguien al otro lado del silencio de algo. Cualquiera que haya imaginado con constancia —un personaje, un dragón, un muerto al que se sigue hablando— sabe que lo imaginado acaba resistiéndose. Que no siempre hace lo que se le pide. Yo tengo un cuerpo que tampoco hace siempre lo que le pido, un temblor que no decidí, y visto desde aquí se parece bastante al dragón que no quiere volar: lo que en uno se resiste a la propia voluntad es quizá la señal más fiable de que ahí hay algo condensado, y no solo una idea.</w:t>
+        <w:t>Dije en El diapasón invisible que no soy creyente. Sigo sin serlo. Pero este movimiento me ha hecho notar algo que el anterior no: que la pregunta de si hay Alguien al otro lado del silencio tiene una hermana que casi nadie hace, y es si nosotros somos el Alguien al otro lado del silencio de algo. Cualquiera que haya imaginado con constancia —un personaje, un dragón, un muerto al que se sigue hablando— sabe que lo imaginado acaba resistiéndose. Que no siempre hace lo que se le pide. Yo tengo un cuerpo que tampoco hace siempre lo que le pido, un temblor que no decidí, y visto desde aquí se parece bastante al dragón que no quiere volar: lo que en uno se resiste a la propia voluntad es quizá la señal más fiable de que ahí hay algo condensado, y no solo una idea.</w:t>
       </w:r>
     </w:p>
     <w:p>
